--- a/tests/fixtures/docs/table_heavy.docx
+++ b/tests/fixtures/docs/table_heavy.docx
@@ -16,6 +16,10 @@
       </w:r>
     </w:p>
     <w:tbl>
+      <w:tblGrid>
+        <w:gridCol w:w="4500"/>
+        <w:gridCol w:w="4500"/>
+      </w:tblGrid>
       <w:tr>
         <w:tc>
           <w:p>
